--- a/templates/documents/CONTRATOS CIVILES/CONTRATOS BAJO FIRMA PRIVADA/BIENES TRASLATIVOS/VEHICULOS/CONTRATO DE PERMUTA DE VEHICULO.docx
+++ b/templates/documents/CONTRATOS CIVILES/CONTRATOS BAJO FIRMA PRIVADA/BIENES TRASLATIVOS/VEHICULOS/CONTRATO DE PERMUTA DE VEHICULO.docx
@@ -4,6 +4,7 @@
   <w:body>
     <w:p>
       <w:pPr>
+        <w:spacing w:after="0" w:line="240" w:lineRule="auto"/>
         <w:jc w:val="both"/>
       </w:pPr>
       <w:r>
@@ -42,17 +43,29 @@
     </w:p>
     <w:p>
       <w:pPr>
+        <w:spacing w:after="0" w:line="240" w:lineRule="auto"/>
         <w:jc w:val="both"/>
       </w:pPr>
       <w:r>
         <w:pict w14:anchorId="55F1DF88">
-          <v:rect id="_x0000_i1037" style="width:0;height:1.5pt" o:hralign="center" o:hrstd="t" o:hr="t" fillcolor="#a0a0a0" stroked="f"/>
+          <v:rect id="_x0000_i1025" style="width:0;height:1.5pt" o:hralign="center" o:hrstd="t" o:hr="t" fillcolor="#a0a0a0" stroked="f"/>
         </w:pict>
       </w:r>
     </w:p>
     <w:p>
       <w:pPr>
-        <w:jc w:val="both"/>
+        <w:spacing w:after="0" w:line="240" w:lineRule="auto"/>
+        <w:jc w:val="center"/>
+        <w:rPr>
+          <w:b/>
+          <w:bCs/>
+        </w:rPr>
+      </w:pPr>
+    </w:p>
+    <w:p>
+      <w:pPr>
+        <w:spacing w:after="0" w:line="240" w:lineRule="auto"/>
+        <w:jc w:val="center"/>
         <w:rPr>
           <w:b/>
           <w:bCs/>
@@ -68,7 +81,22 @@
     </w:p>
     <w:p>
       <w:pPr>
-        <w:jc w:val="both"/>
+        <w:spacing w:after="0" w:line="240" w:lineRule="auto"/>
+        <w:jc w:val="both"/>
+        <w:rPr>
+          <w:b/>
+          <w:bCs/>
+        </w:rPr>
+      </w:pPr>
+    </w:p>
+    <w:p>
+      <w:pPr>
+        <w:spacing w:after="0" w:line="240" w:lineRule="auto"/>
+        <w:jc w:val="both"/>
+        <w:rPr>
+          <w:b/>
+          <w:bCs/>
+        </w:rPr>
       </w:pPr>
       <w:r>
         <w:rPr>
@@ -77,81 +105,89 @@
         </w:rPr>
         <w:t>ENTRE:</w:t>
       </w:r>
-    </w:p>
-    <w:p>
-      <w:pPr>
-        <w:jc w:val="both"/>
-      </w:pPr>
-      <w:r>
-        <w:t xml:space="preserve">De una parte, el señor </w:t>
-      </w:r>
-      <w:r>
-        <w:rPr>
-          <w:b/>
-          <w:bCs/>
-        </w:rPr>
-        <w:t>[NOMBRE COMPLETO]</w:t>
-      </w:r>
-      <w:r>
-        <w:t xml:space="preserve">, dominicano, mayor de edad, estado civil [Soltero/Casado], titular de la Cédula de Identidad y Electoral No. [Número], domiciliado y residente en [Dirección completa], quien para los fines del presente contrato se denominará </w:t>
-      </w:r>
-      <w:r>
-        <w:rPr>
-          <w:b/>
-          <w:bCs/>
-        </w:rPr>
-        <w:t>EL PERMUTANTE A</w:t>
-      </w:r>
-      <w:r>
-        <w:t>;</w:t>
-      </w:r>
-    </w:p>
-    <w:p>
-      <w:pPr>
-        <w:jc w:val="both"/>
-      </w:pPr>
-      <w:r>
-        <w:t xml:space="preserve">De la otra parte, el señor </w:t>
-      </w:r>
-      <w:r>
-        <w:rPr>
-          <w:b/>
-          <w:bCs/>
-        </w:rPr>
-        <w:t>[NOMBRE COMPLETO]</w:t>
-      </w:r>
-      <w:r>
-        <w:t xml:space="preserve">, dominicano, mayor de edad, estado civil [Soltero/Casado], titular de la Cédula de Identidad y Electoral No. [Número], domiciliado y residente en [Dirección completa], quien para los fines del presente contrato se denominará </w:t>
-      </w:r>
-      <w:r>
-        <w:rPr>
-          <w:b/>
-          <w:bCs/>
-        </w:rPr>
-        <w:t>EL PERMUTANTE B</w:t>
-      </w:r>
-      <w:r>
-        <w:t>.</w:t>
-      </w:r>
-    </w:p>
-    <w:p>
-      <w:pPr>
-        <w:jc w:val="both"/>
-      </w:pPr>
-      <w:r>
-        <w:rPr>
-          <w:b/>
-          <w:bCs/>
-        </w:rPr>
-        <w:t>LAS PARTES</w:t>
-      </w:r>
-      <w:r>
-        <w:t>, de manera libre y voluntaria, han convenido y pactado lo siguiente:</w:t>
-      </w:r>
-    </w:p>
-    <w:p>
-      <w:pPr>
-        <w:jc w:val="both"/>
+      <w:r>
+        <w:rPr>
+          <w:b/>
+          <w:bCs/>
+        </w:rPr>
+        <w:t xml:space="preserve"> </w:t>
+      </w:r>
+      <w:r>
+        <w:rPr>
+          <w:b/>
+          <w:bCs/>
+        </w:rPr>
+        <w:t>De una parte, el señor {{NOMBRE_PERMUTANTE_A}}, de nacionalidad {{NACIONALIDAD_PERMUTANTE_A}}, mayor de edad, estado civil {{ESTADO_CIVIL_PERMUTANTE_A}}, titular de {{DOCUMENTO_IDENTIDAD_PERMUTANTE_A}}, domiciliado y residente en {{DOMICILIO_PERMUTANTE_A}}, quien para los fines del presente contrato se denominará EL PERMUTANTE A;</w:t>
+      </w:r>
+    </w:p>
+    <w:p>
+      <w:pPr>
+        <w:spacing w:after="0" w:line="240" w:lineRule="auto"/>
+        <w:jc w:val="both"/>
+        <w:rPr>
+          <w:b/>
+          <w:bCs/>
+        </w:rPr>
+      </w:pPr>
+    </w:p>
+    <w:p>
+      <w:pPr>
+        <w:spacing w:after="0" w:line="240" w:lineRule="auto"/>
+        <w:jc w:val="both"/>
+        <w:rPr>
+          <w:b/>
+          <w:bCs/>
+        </w:rPr>
+      </w:pPr>
+      <w:r>
+        <w:rPr>
+          <w:b/>
+          <w:bCs/>
+        </w:rPr>
+        <w:t>De la otra parte, el señor {{NOMBRE_PERMUTANTE_B}}, de nacionalidad {{NACIONALIDAD_PERMUTANTE_B}}, mayor de edad, estado civil {{ESTADO_CIVIL_PERMUTANTE_B}}, titular de {{DOCUMENTO_IDENTIDAD_PERMUTANTE_B}}, domiciliado y residente en {{DOMICILIO_PERMUTANTE_B}}, quien para los fines del presente contrato se denominará EL PERMUTANTE B.</w:t>
+      </w:r>
+    </w:p>
+    <w:p>
+      <w:pPr>
+        <w:spacing w:after="0" w:line="240" w:lineRule="auto"/>
+        <w:jc w:val="both"/>
+        <w:rPr>
+          <w:b/>
+          <w:bCs/>
+        </w:rPr>
+      </w:pPr>
+    </w:p>
+    <w:p>
+      <w:pPr>
+        <w:spacing w:after="0" w:line="240" w:lineRule="auto"/>
+        <w:jc w:val="both"/>
+        <w:rPr>
+          <w:b/>
+          <w:bCs/>
+        </w:rPr>
+      </w:pPr>
+      <w:r>
+        <w:rPr>
+          <w:b/>
+          <w:bCs/>
+        </w:rPr>
+        <w:t>LAS PARTES, de manera libre y voluntaria, han convenido y pactado lo siguiente:</w:t>
+      </w:r>
+    </w:p>
+    <w:p>
+      <w:pPr>
+        <w:spacing w:after="0" w:line="240" w:lineRule="auto"/>
+        <w:jc w:val="both"/>
+        <w:rPr>
+          <w:b/>
+          <w:bCs/>
+        </w:rPr>
+      </w:pPr>
+    </w:p>
+    <w:p>
+      <w:pPr>
+        <w:spacing w:after="0" w:line="240" w:lineRule="auto"/>
+        <w:jc w:val="center"/>
         <w:rPr>
           <w:b/>
           <w:bCs/>
@@ -167,56 +203,65 @@
     </w:p>
     <w:p>
       <w:pPr>
-        <w:jc w:val="both"/>
-      </w:pPr>
-      <w:r>
-        <w:rPr>
-          <w:b/>
-          <w:bCs/>
-        </w:rPr>
-        <w:t>PRIMERA: OBJETO DE LA PERMUTA.</w:t>
-      </w:r>
-      <w:r>
-        <w:t xml:space="preserve"> </w:t>
-      </w:r>
-      <w:r>
-        <w:rPr>
-          <w:b/>
-          <w:bCs/>
-        </w:rPr>
-        <w:t>EL PERMUTANTE A</w:t>
-      </w:r>
-      <w:r>
-        <w:t xml:space="preserve"> transfiere la propiedad del vehículo de su propiedad descrito a continuación a favor de </w:t>
-      </w:r>
-      <w:r>
-        <w:rPr>
-          <w:b/>
-          <w:bCs/>
-        </w:rPr>
-        <w:t>EL PERMUTANTE B</w:t>
-      </w:r>
-      <w:r>
-        <w:t xml:space="preserve">, quien a su vez, como contraprestación, transfiere la propiedad de su vehículo a favor de </w:t>
-      </w:r>
-      <w:r>
-        <w:rPr>
-          <w:b/>
-          <w:bCs/>
-        </w:rPr>
-        <w:t>EL PERMUTANTE A</w:t>
-      </w:r>
-      <w:r>
-        <w:t>:</w:t>
-      </w:r>
-    </w:p>
-    <w:p>
-      <w:pPr>
-        <w:numPr>
-          <w:ilvl w:val="0"/>
-          <w:numId w:val="1"/>
-        </w:numPr>
-        <w:jc w:val="both"/>
+        <w:spacing w:after="0" w:line="240" w:lineRule="auto"/>
+        <w:jc w:val="both"/>
+        <w:rPr>
+          <w:b/>
+          <w:bCs/>
+        </w:rPr>
+      </w:pPr>
+    </w:p>
+    <w:p>
+      <w:pPr>
+        <w:spacing w:after="0" w:line="240" w:lineRule="auto"/>
+        <w:jc w:val="both"/>
+        <w:rPr>
+          <w:b/>
+          <w:bCs/>
+        </w:rPr>
+      </w:pPr>
+      <w:r>
+        <w:rPr>
+          <w:b/>
+          <w:bCs/>
+        </w:rPr>
+        <w:t xml:space="preserve">PRIMERA: OBJETO DE LA PERMUTA. EL PERMUTANTE A transfiere la propiedad del vehículo de su propiedad descrito a continuación a favor de EL PERMUTANTE B, </w:t>
+      </w:r>
+      <w:proofErr w:type="gramStart"/>
+      <w:r>
+        <w:rPr>
+          <w:b/>
+          <w:bCs/>
+        </w:rPr>
+        <w:t>quien</w:t>
+      </w:r>
+      <w:proofErr w:type="gramEnd"/>
+      <w:r>
+        <w:rPr>
+          <w:b/>
+          <w:bCs/>
+        </w:rPr>
+        <w:t xml:space="preserve"> a su vez, como contraprestación, transfiere la propiedad de su vehículo a favor de EL PERMUTANTE A:</w:t>
+      </w:r>
+    </w:p>
+    <w:p>
+      <w:pPr>
+        <w:spacing w:after="0" w:line="240" w:lineRule="auto"/>
+        <w:jc w:val="both"/>
+        <w:rPr>
+          <w:b/>
+          <w:bCs/>
+        </w:rPr>
+      </w:pPr>
+    </w:p>
+    <w:p>
+      <w:pPr>
+        <w:spacing w:after="0" w:line="240" w:lineRule="auto"/>
+        <w:jc w:val="both"/>
+        <w:rPr>
+          <w:b/>
+          <w:bCs/>
+        </w:rPr>
       </w:pPr>
       <w:r>
         <w:rPr>
@@ -228,35 +273,39 @@
     </w:p>
     <w:p>
       <w:pPr>
-        <w:numPr>
-          <w:ilvl w:val="1"/>
-          <w:numId w:val="1"/>
-        </w:numPr>
-        <w:jc w:val="both"/>
-      </w:pPr>
-      <w:r>
-        <w:t>Marca: [Marca] | Modelo: [Modelo] | Año: [Año]</w:t>
-      </w:r>
-    </w:p>
-    <w:p>
-      <w:pPr>
-        <w:numPr>
-          <w:ilvl w:val="1"/>
-          <w:numId w:val="1"/>
-        </w:numPr>
-        <w:jc w:val="both"/>
-      </w:pPr>
-      <w:r>
-        <w:t>Color: [Color] | Placa: [Placa] | Chasis: [Número de Chasis]</w:t>
-      </w:r>
-    </w:p>
-    <w:p>
-      <w:pPr>
-        <w:numPr>
-          <w:ilvl w:val="0"/>
-          <w:numId w:val="1"/>
-        </w:numPr>
-        <w:jc w:val="both"/>
+        <w:spacing w:after="0" w:line="240" w:lineRule="auto"/>
+        <w:jc w:val="both"/>
+        <w:rPr>
+          <w:b/>
+          <w:bCs/>
+        </w:rPr>
+      </w:pPr>
+      <w:r>
+        <w:rPr>
+          <w:b/>
+          <w:bCs/>
+        </w:rPr>
+        <w:t>{{BIEN_ENTREGADO_PARTE_A}}</w:t>
+      </w:r>
+    </w:p>
+    <w:p>
+      <w:pPr>
+        <w:spacing w:after="0" w:line="240" w:lineRule="auto"/>
+        <w:jc w:val="both"/>
+        <w:rPr>
+          <w:b/>
+          <w:bCs/>
+        </w:rPr>
+      </w:pPr>
+    </w:p>
+    <w:p>
+      <w:pPr>
+        <w:spacing w:after="0" w:line="240" w:lineRule="auto"/>
+        <w:jc w:val="both"/>
+        <w:rPr>
+          <w:b/>
+          <w:bCs/>
+        </w:rPr>
       </w:pPr>
       <w:r>
         <w:rPr>
@@ -268,208 +317,263 @@
     </w:p>
     <w:p>
       <w:pPr>
-        <w:numPr>
-          <w:ilvl w:val="1"/>
-          <w:numId w:val="1"/>
-        </w:numPr>
-        <w:jc w:val="both"/>
-      </w:pPr>
-      <w:r>
-        <w:t>Marca: [Marca] | Modelo: [Modelo] | Año: [Año]</w:t>
-      </w:r>
-    </w:p>
-    <w:p>
-      <w:pPr>
-        <w:numPr>
-          <w:ilvl w:val="1"/>
-          <w:numId w:val="1"/>
-        </w:numPr>
-        <w:jc w:val="both"/>
-      </w:pPr>
-      <w:r>
-        <w:t>Color: [Color] | Placa: [Placa] | Chasis: [Número de Chasis]</w:t>
-      </w:r>
-    </w:p>
-    <w:p>
-      <w:pPr>
-        <w:jc w:val="both"/>
-      </w:pPr>
-      <w:r>
-        <w:rPr>
-          <w:b/>
-          <w:bCs/>
-        </w:rPr>
-        <w:t>SEGUNDA: VALORACIÓN Y COMPENSACIÓN (Saldos).</w:t>
-      </w:r>
-      <w:r>
-        <w:t xml:space="preserve"> Las partes acuerdan valorar ambos vehículos en la suma de </w:t>
-      </w:r>
-      <w:r>
-        <w:rPr>
-          <w:b/>
-          <w:bCs/>
-        </w:rPr>
-        <w:t>[Monto en letras y números] (RD$)</w:t>
-      </w:r>
-      <w:r>
-        <w:t xml:space="preserve">. </w:t>
-      </w:r>
-      <w:r>
-        <w:rPr>
-          <w:i/>
-          <w:iCs/>
-        </w:rPr>
-        <w:t>(Nota: Si un vehículo vale más que el otro, agregar: "EL PERMUTANTE [A o B] entrega además la suma de [Monto] como compensación por la diferencia de valor").</w:t>
-      </w:r>
-    </w:p>
-    <w:p>
-      <w:pPr>
-        <w:jc w:val="both"/>
-      </w:pPr>
-      <w:r>
-        <w:rPr>
-          <w:b/>
-          <w:bCs/>
-        </w:rPr>
-        <w:t>TERCERA: GARANTÍA DE PROPIEDAD Y GRAVÁMENES.</w:t>
-      </w:r>
-      <w:r>
-        <w:t xml:space="preserve"> Ambas partes declaran, bajo la fe del juramento, que los vehículos permutados están libres de todo tipo de </w:t>
-      </w:r>
-      <w:r>
+        <w:spacing w:after="0" w:line="240" w:lineRule="auto"/>
+        <w:jc w:val="both"/>
+        <w:rPr>
+          <w:b/>
+          <w:bCs/>
+        </w:rPr>
+      </w:pPr>
+      <w:r>
+        <w:rPr>
+          <w:b/>
+          <w:bCs/>
+        </w:rPr>
+        <w:t>{{BIEN_ENTREGADO_PARTE_B}}</w:t>
+      </w:r>
+    </w:p>
+    <w:p>
+      <w:pPr>
+        <w:spacing w:after="0" w:line="240" w:lineRule="auto"/>
+        <w:jc w:val="both"/>
+        <w:rPr>
+          <w:b/>
+          <w:bCs/>
+        </w:rPr>
+      </w:pPr>
+    </w:p>
+    <w:p>
+      <w:pPr>
+        <w:spacing w:after="0" w:line="240" w:lineRule="auto"/>
+        <w:jc w:val="both"/>
+        <w:rPr>
+          <w:b/>
+          <w:bCs/>
+        </w:rPr>
+      </w:pPr>
+      <w:r>
+        <w:rPr>
+          <w:b/>
+          <w:bCs/>
+        </w:rPr>
+        <w:t>SEGUND</w:t>
+      </w:r>
+      <w:r>
+        <w:rPr>
+          <w:b/>
+          <w:bCs/>
+        </w:rPr>
+        <w:t>O</w:t>
+      </w:r>
+      <w:r>
+        <w:rPr>
+          <w:b/>
+          <w:bCs/>
+        </w:rPr>
+        <w:t>: VALOR DE LOS VEHÍCULOS Y DIFERENCIA (RIBETE). Las partes otorgan a los vehículos permutados los siguientes valores: al vehículo del PERMUTANTE A la suma de {{VALOR_BIEN_A}}; y al vehículo del PERMUTANTE B la suma de {{VALOR_BIEN_B}}.</w:t>
+      </w:r>
+    </w:p>
+    <w:p>
+      <w:pPr>
+        <w:spacing w:after="0" w:line="240" w:lineRule="auto"/>
+        <w:jc w:val="both"/>
+        <w:rPr>
+          <w:b/>
+          <w:bCs/>
+        </w:rPr>
+      </w:pPr>
+    </w:p>
+    <w:p>
+      <w:pPr>
+        <w:spacing w:after="0" w:line="240" w:lineRule="auto"/>
+        <w:jc w:val="both"/>
+        <w:rPr>
+          <w:b/>
+          <w:bCs/>
+        </w:rPr>
+      </w:pPr>
+      <w:r>
+        <w:rPr>
+          <w:b/>
+          <w:bCs/>
+        </w:rPr>
+        <w:t xml:space="preserve">[Nota para el </w:t>
+      </w:r>
+      <w:proofErr w:type="spellStart"/>
+      <w:r>
+        <w:rPr>
+          <w:b/>
+          <w:bCs/>
+        </w:rPr>
+        <w:t>bot</w:t>
+      </w:r>
+      <w:proofErr w:type="spellEnd"/>
+      <w:r>
+        <w:rPr>
+          <w:b/>
+          <w:bCs/>
+        </w:rPr>
+        <w:t>: Si hay diferencia, insertar cláusula de ribete: {{QUIEN_PAGA_RIBETE}} paga la diferencia de {{MONTO_RIBETE}}]</w:t>
+      </w:r>
+    </w:p>
+    <w:p>
+      <w:pPr>
+        <w:spacing w:after="0" w:line="240" w:lineRule="auto"/>
+        <w:jc w:val="both"/>
+        <w:rPr>
+          <w:b/>
+          <w:bCs/>
+        </w:rPr>
+      </w:pPr>
+    </w:p>
+    <w:p>
+      <w:pPr>
+        <w:spacing w:after="0" w:line="240" w:lineRule="auto"/>
+        <w:jc w:val="both"/>
+        <w:rPr>
+          <w:b/>
+          <w:bCs/>
+        </w:rPr>
+      </w:pPr>
+      <w:r>
+        <w:rPr>
+          <w:b/>
+          <w:bCs/>
+        </w:rPr>
         <w:lastRenderedPageBreak/>
-        <w:t xml:space="preserve">gravámenes, oposiciones, prendas, robos o cualquier impedimento legal que afecte su libre transferencia ante la </w:t>
-      </w:r>
-      <w:r>
-        <w:rPr>
-          <w:b/>
-          <w:bCs/>
-        </w:rPr>
-        <w:t>Dirección General de Impuestos Internos (DGII)</w:t>
-      </w:r>
-      <w:r>
-        <w:t>.</w:t>
-      </w:r>
-    </w:p>
-    <w:p>
-      <w:pPr>
-        <w:jc w:val="both"/>
-      </w:pPr>
-      <w:r>
-        <w:rPr>
-          <w:b/>
-          <w:bCs/>
-        </w:rPr>
-        <w:t>CUARTA: ESTADO FÍSICO Y VICIOS OCULTOS.</w:t>
-      </w:r>
-      <w:r>
-        <w:t xml:space="preserve"> Las partes declaran que han inspeccionado mecánicamente los vehículos y los aceptan en el estado en que se encuentran. No obstante, se garantizan recíprocamente contra la evicción y los vicios ocultos de acuerdo con los </w:t>
-      </w:r>
-      <w:r>
-        <w:rPr>
-          <w:b/>
-          <w:bCs/>
-        </w:rPr>
-        <w:t>Artículos 1705 y 1641 del Código Civil</w:t>
-      </w:r>
-      <w:r>
-        <w:t>.</w:t>
-      </w:r>
-    </w:p>
-    <w:p>
-      <w:pPr>
-        <w:jc w:val="both"/>
-      </w:pPr>
-      <w:r>
-        <w:rPr>
-          <w:b/>
-          <w:bCs/>
-        </w:rPr>
-        <w:t>QUINTA: CUMPLIMIENTO LEY 155-17 (Lavado de Activos).</w:t>
-      </w:r>
-      <w:r>
-        <w:t xml:space="preserve"> Las partes declaran que los bienes objeto de esta permuta tienen un origen lícito y que la transacción se realiza dentro de los límites legales permitidos para el uso de efectivo y permutas de bienes de alto valor.</w:t>
-      </w:r>
-    </w:p>
-    <w:p>
-      <w:pPr>
-        <w:jc w:val="both"/>
-      </w:pPr>
-      <w:r>
-        <w:rPr>
-          <w:b/>
-          <w:bCs/>
-        </w:rPr>
-        <w:t>SEXTA: TRASPASO Y GASTOS.</w:t>
-      </w:r>
-      <w:r>
-        <w:t xml:space="preserve"> Las partes se comprometen a realizar el traspaso de las matrículas ante la DGII en un plazo no mayor a </w:t>
-      </w:r>
-      <w:r>
-        <w:rPr>
-          <w:b/>
-          <w:bCs/>
-        </w:rPr>
-        <w:t>[Número] días</w:t>
-      </w:r>
-      <w:r>
-        <w:t xml:space="preserve">. Los gastos de legalización notarial, impuestos de transferencia y emisión de nuevas matrículas serán cubiertos por </w:t>
-      </w:r>
-      <w:r>
-        <w:rPr>
-          <w:b/>
-          <w:bCs/>
-        </w:rPr>
-        <w:t>[Indicar si es mitad y mitad o cada quien su vehículo]</w:t>
-      </w:r>
-      <w:r>
-        <w:t>.</w:t>
-      </w:r>
-    </w:p>
-    <w:p>
-      <w:pPr>
-        <w:jc w:val="both"/>
-      </w:pPr>
-      <w:r>
-        <w:rPr>
-          <w:b/>
-          <w:bCs/>
-        </w:rPr>
-        <w:t>SÉPTIMA: ELECCIÓN DE DOMICILIO.</w:t>
-      </w:r>
-      <w:r>
-        <w:t xml:space="preserve"> Para la ejecución del presente contrato, las partes eligen domicilio en sus respectivas residencias arriba mencionadas.</w:t>
-      </w:r>
-    </w:p>
-    <w:p>
-      <w:pPr>
-        <w:jc w:val="both"/>
-      </w:pPr>
-      <w:r>
-        <w:pict w14:anchorId="3B193B2D">
-          <v:rect id="_x0000_i1038" style="width:0;height:1.5pt" o:hralign="center" o:hrstd="t" o:hr="t" fillcolor="#a0a0a0" stroked="f"/>
-        </w:pict>
-      </w:r>
-    </w:p>
-    <w:p>
-      <w:pPr>
-        <w:jc w:val="both"/>
-      </w:pPr>
-      <w:r>
-        <w:rPr>
-          <w:b/>
-          <w:bCs/>
-        </w:rPr>
-        <w:t>HECHO Y FIRMADO</w:t>
-      </w:r>
-      <w:r>
-        <w:t xml:space="preserve"> de buena fe, en tres (3) originales, en la ciudad de [Ciudad], República Dominicana, a los [Día] días del mes de [Mes] del año [Año].</w:t>
-      </w:r>
-    </w:p>
-    <w:p>
-      <w:pPr>
-        <w:jc w:val="both"/>
-      </w:pPr>
+        <w:t>TERCERA: GARANTÍA DE PROPIEDAD Y GRAVÁMENES. Ambas partes declaran, bajo la fe del juramento, que los vehículos permutados están libres de todo tipo de gravámenes, oposiciones, prendas, robos o cualquier impedimento legal que afecte su libre transferencia ante la Dirección General de Impuestos Internos (DGII).</w:t>
+      </w:r>
+    </w:p>
+    <w:p>
+      <w:pPr>
+        <w:spacing w:after="0" w:line="240" w:lineRule="auto"/>
+        <w:jc w:val="both"/>
+        <w:rPr>
+          <w:b/>
+          <w:bCs/>
+        </w:rPr>
+      </w:pPr>
+    </w:p>
+    <w:p>
+      <w:pPr>
+        <w:spacing w:after="0" w:line="240" w:lineRule="auto"/>
+        <w:jc w:val="both"/>
+        <w:rPr>
+          <w:b/>
+          <w:bCs/>
+        </w:rPr>
+      </w:pPr>
+      <w:r>
+        <w:rPr>
+          <w:b/>
+          <w:bCs/>
+        </w:rPr>
+        <w:t>CUARTA: ESTADO FÍSICO Y VICIOS OCULTOS. Las partes declaran que han inspeccionado mecánicamente los vehículos y los aceptan en el estado en que se encuentran. No obstante, se garantizan recíprocamente contra la evicción y los vicios ocultos de acuerdo con los Artículos 1705 y 1641 del Código Civil.</w:t>
+      </w:r>
+    </w:p>
+    <w:p>
+      <w:pPr>
+        <w:spacing w:after="0" w:line="240" w:lineRule="auto"/>
+        <w:jc w:val="both"/>
+        <w:rPr>
+          <w:b/>
+          <w:bCs/>
+        </w:rPr>
+      </w:pPr>
+    </w:p>
+    <w:p>
+      <w:pPr>
+        <w:spacing w:after="0" w:line="240" w:lineRule="auto"/>
+        <w:jc w:val="both"/>
+        <w:rPr>
+          <w:b/>
+          <w:bCs/>
+        </w:rPr>
+      </w:pPr>
+      <w:r>
+        <w:rPr>
+          <w:b/>
+          <w:bCs/>
+        </w:rPr>
+        <w:t>QUINTA: CUMPLIMIENTO LEY 155-17 (Lavado de Activos). Las partes declaran que los bienes objeto de esta permuta tienen un origen lícito y que la transacción se realiza dentro de los límites legales permitidos.</w:t>
+      </w:r>
+    </w:p>
+    <w:p>
+      <w:pPr>
+        <w:spacing w:after="0" w:line="240" w:lineRule="auto"/>
+        <w:jc w:val="both"/>
+        <w:rPr>
+          <w:b/>
+          <w:bCs/>
+        </w:rPr>
+      </w:pPr>
+    </w:p>
+    <w:p>
+      <w:pPr>
+        <w:spacing w:after="0" w:line="240" w:lineRule="auto"/>
+        <w:jc w:val="both"/>
+        <w:rPr>
+          <w:b/>
+          <w:bCs/>
+        </w:rPr>
+      </w:pPr>
+      <w:r>
+        <w:rPr>
+          <w:b/>
+          <w:bCs/>
+        </w:rPr>
+        <w:t>SEXTA: TRASPASO Y GASTOS. Las partes se comprometen a realizar el traspaso de las matrículas ante la DGII. Los gastos de legalización notarial, impuestos de transferencia y emisión de nuevas matrículas serán cubiertos por {{PAGO_DE_GASTOS_PERMUTA}}.</w:t>
+      </w:r>
+    </w:p>
+    <w:p>
+      <w:pPr>
+        <w:spacing w:after="0" w:line="240" w:lineRule="auto"/>
+        <w:jc w:val="both"/>
+        <w:rPr>
+          <w:b/>
+          <w:bCs/>
+        </w:rPr>
+      </w:pPr>
+    </w:p>
+    <w:p>
+      <w:pPr>
+        <w:spacing w:after="0" w:line="240" w:lineRule="auto"/>
+        <w:jc w:val="both"/>
+        <w:rPr>
+          <w:b/>
+          <w:bCs/>
+        </w:rPr>
+      </w:pPr>
+      <w:r>
+        <w:rPr>
+          <w:b/>
+          <w:bCs/>
+        </w:rPr>
+        <w:t>SÉPTIMA: ELECCIÓN DE DOMICILIO. Para la ejecución del presente contrato, las partes eligen domicilio en sus respectivas residencias arriba mencionadas.</w:t>
+      </w:r>
+    </w:p>
+    <w:p>
+      <w:pPr>
+        <w:spacing w:after="0" w:line="240" w:lineRule="auto"/>
+        <w:jc w:val="both"/>
+        <w:rPr>
+          <w:b/>
+          <w:bCs/>
+        </w:rPr>
+      </w:pPr>
+    </w:p>
+    <w:p>
+      <w:pPr>
+        <w:spacing w:after="0" w:line="240" w:lineRule="auto"/>
+        <w:jc w:val="both"/>
+      </w:pPr>
+      <w:r>
+        <w:rPr>
+          <w:b/>
+          <w:bCs/>
+        </w:rPr>
+        <w:t>HECHO Y FIRMADO de buena fe, en tres (3) originales, en la ciudad de {{CIUDAD_FIRMA}}, República Dominicana, a los {{DIA_TEXTO}} ({{DIA_NUMERO}}) días del mes de {{MES_TEXTO}} del año {{ANIO_TEXTO}} ({{ANIO_NUMERO}}).</w:t>
+      </w:r>
     </w:p>
     <w:sectPr>
       <w:pgSz w:w="11906" w:h="16838"/>
